--- a/docs/инструкция-ссылки-товаров-битрикс-crm.docx
+++ b/docs/инструкция-ссылки-товаров-битрикс-crm.docx
@@ -75,7 +75,7 @@
         <w:jc w:val="both"/>
       </w:pPr>
       <w:r>
-        <w:t>Проверены все 456 товаров каталога:</w:t>
+        <w:t>Проверены все 456 товаров каталога, каждая ссылка открыта на сайте:</w:t>
       </w:r>
     </w:p>
     <w:tbl>
@@ -86,13 +86,14 @@
         <w:tblLook w:firstColumn="1" w:firstRow="1" w:lastColumn="0" w:lastRow="0" w:noHBand="0" w:noVBand="1" w:val="04A0"/>
       </w:tblPr>
       <w:tblGrid>
-        <w:gridCol w:w="4320"/>
-        <w:gridCol w:w="4320"/>
+        <w:gridCol w:w="2880"/>
+        <w:gridCol w:w="2880"/>
+        <w:gridCol w:w="2880"/>
       </w:tblGrid>
       <w:tr>
         <w:tc>
           <w:tcPr>
-            <w:tcW w:type="dxa" w:w="4320"/>
+            <w:tcW w:type="dxa" w:w="2880"/>
             <w:shd w:fill="EDE4E8"/>
           </w:tcPr>
           <w:p>
@@ -109,7 +110,7 @@
         </w:tc>
         <w:tc>
           <w:tcPr>
-            <w:tcW w:type="dxa" w:w="4320"/>
+            <w:tcW w:type="dxa" w:w="2880"/>
             <w:shd w:fill="EDE4E8"/>
           </w:tcPr>
           <w:p>
@@ -124,11 +125,28 @@
             </w:r>
           </w:p>
         </w:tc>
+        <w:tc>
+          <w:tcPr>
+            <w:tcW w:type="dxa" w:w="2880"/>
+            <w:shd w:fill="EDE4E8"/>
+          </w:tcPr>
+          <w:p>
+            <w:pPr>
+              <w:spacing w:after="40"/>
+            </w:pPr>
+            <w:r>
+              <w:rPr>
+                <w:b/>
+              </w:rPr>
+              <w:t>Чинится</w:t>
+            </w:r>
+          </w:p>
+        </w:tc>
       </w:tr>
       <w:tr>
         <w:tc>
           <w:tcPr>
-            <w:tcW w:type="dxa" w:w="4320"/>
+            <w:tcW w:type="dxa" w:w="2880"/>
           </w:tcPr>
           <w:p>
             <w:pPr>
@@ -141,14 +159,27 @@
         </w:tc>
         <w:tc>
           <w:tcPr>
-            <w:tcW w:type="dxa" w:w="4320"/>
+            <w:tcW w:type="dxa" w:w="2880"/>
           </w:tcPr>
           <w:p>
             <w:pPr>
               <w:spacing w:after="40"/>
             </w:pPr>
             <w:r>
-              <w:t>119 (26%)</w:t>
+              <w:t>110 (24%)</w:t>
+            </w:r>
+          </w:p>
+        </w:tc>
+        <w:tc>
+          <w:tcPr>
+            <w:tcW w:type="dxa" w:w="2880"/>
+          </w:tcPr>
+          <w:p>
+            <w:pPr>
+              <w:spacing w:after="40"/>
+            </w:pPr>
+            <w:r>
+              <w:t>—</w:t>
             </w:r>
           </w:p>
         </w:tc>
@@ -156,7 +187,7 @@
       <w:tr>
         <w:tc>
           <w:tcPr>
-            <w:tcW w:type="dxa" w:w="4320"/>
+            <w:tcW w:type="dxa" w:w="2880"/>
           </w:tcPr>
           <w:p>
             <w:pPr>
@@ -169,14 +200,27 @@
         </w:tc>
         <w:tc>
           <w:tcPr>
-            <w:tcW w:type="dxa" w:w="4320"/>
+            <w:tcW w:type="dxa" w:w="2880"/>
           </w:tcPr>
           <w:p>
             <w:pPr>
               <w:spacing w:after="40"/>
             </w:pPr>
             <w:r>
-              <w:t>202 (44%)</w:t>
+              <w:t>199 (44%)</w:t>
+            </w:r>
+          </w:p>
+        </w:tc>
+        <w:tc>
+          <w:tcPr>
+            <w:tcW w:type="dxa" w:w="2880"/>
+          </w:tcPr>
+          <w:p>
+            <w:pPr>
+              <w:spacing w:after="40"/>
+            </w:pPr>
+            <w:r>
+              <w:t>шаг 2</w:t>
             </w:r>
           </w:p>
         </w:tc>
@@ -184,7 +228,7 @@
       <w:tr>
         <w:tc>
           <w:tcPr>
-            <w:tcW w:type="dxa" w:w="4320"/>
+            <w:tcW w:type="dxa" w:w="2880"/>
           </w:tcPr>
           <w:p>
             <w:pPr>
@@ -197,14 +241,27 @@
         </w:tc>
         <w:tc>
           <w:tcPr>
-            <w:tcW w:type="dxa" w:w="4320"/>
+            <w:tcW w:type="dxa" w:w="2880"/>
           </w:tcPr>
           <w:p>
             <w:pPr>
               <w:spacing w:after="40"/>
             </w:pPr>
             <w:r>
-              <w:t>34 (7%)</w:t>
+              <w:t>46 (10%)</w:t>
+            </w:r>
+          </w:p>
+        </w:tc>
+        <w:tc>
+          <w:tcPr>
+            <w:tcW w:type="dxa" w:w="2880"/>
+          </w:tcPr>
+          <w:p>
+            <w:pPr>
+              <w:spacing w:after="40"/>
+            </w:pPr>
+            <w:r>
+              <w:t>шаг 3</w:t>
             </w:r>
           </w:p>
         </w:tc>
@@ -212,7 +269,7 @@
       <w:tr>
         <w:tc>
           <w:tcPr>
-            <w:tcW w:type="dxa" w:w="4320"/>
+            <w:tcW w:type="dxa" w:w="2880"/>
           </w:tcPr>
           <w:p>
             <w:pPr>
@@ -225,7 +282,7 @@
         </w:tc>
         <w:tc>
           <w:tcPr>
-            <w:tcW w:type="dxa" w:w="4320"/>
+            <w:tcW w:type="dxa" w:w="2880"/>
           </w:tcPr>
           <w:p>
             <w:pPr>
@@ -233,6 +290,19 @@
             </w:pPr>
             <w:r>
               <w:t>101 (22%)</w:t>
+            </w:r>
+          </w:p>
+        </w:tc>
+        <w:tc>
+          <w:tcPr>
+            <w:tcW w:type="dxa" w:w="2880"/>
+          </w:tcPr>
+          <w:p>
+            <w:pPr>
+              <w:spacing w:after="40"/>
+            </w:pPr>
+            <w:r>
+              <w:t>шаг 1</w:t>
             </w:r>
           </w:p>
         </w:tc>
@@ -247,7 +317,15 @@
         <w:rPr>
           <w:b/>
         </w:rPr>
-        <w:t>Нерабочая ссылка — у 135 товаров из 456, почти каждый третий.</w:t>
+        <w:t>Нерабочая ссылка — у 147 товаров из 456, почти каждый третий.</w:t>
+      </w:r>
+    </w:p>
+    <w:p>
+      <w:pPr>
+        <w:jc w:val="both"/>
+      </w:pPr>
+      <w:r>
+        <w:t>Цифры сняты 2026-08-28. Состояние меняется по ходу дня: за несколько часов между двумя прогонами 12 товаров перешли из рабочих в «уводит на раздел». Поэтому перед работой имеет смысл прогнать проверку заново (см. последний раздел).</w:t>
       </w:r>
     </w:p>
     <w:p>
@@ -731,7 +809,7 @@
           <w:rFonts w:ascii="Calibri" w:hAnsi="Calibri"/>
           <w:color w:val="7A1F3D"/>
         </w:rPr>
-        <w:t>Шаг 2. Починить раздел, по которому строится ссылка</w:t>
+        <w:t>Шаг 2. Починить порядок привязок товара к разделам</w:t>
       </w:r>
     </w:p>
     <w:p>
@@ -739,7 +817,7 @@
         <w:jc w:val="both"/>
       </w:pPr>
       <w:r>
-        <w:t>Закрывает 202 редиректа и часть оставшихся проблем. Плюс убирает дубли страниц — это ещё и SEO.</w:t>
+        <w:t>Закрывает 199 товаров из 245 — все, у которых ссылка неканоническая. Плюс убирает дубли страниц — это ещё и SEO.</w:t>
       </w:r>
     </w:p>
     <w:p>
@@ -759,7 +837,51 @@
         <w:jc w:val="both"/>
       </w:pPr>
       <w:r>
-        <w:t xml:space="preserve">Битрикс строит </w:t>
+        <w:rPr>
+          <w:b/>
+        </w:rPr>
+        <w:t>Ссылка строится не по основному разделу товара, а по первой привязке к разделу.</w:t>
+      </w:r>
+    </w:p>
+    <w:p>
+      <w:pPr>
+        <w:jc w:val="both"/>
+      </w:pPr>
+      <w:r>
+        <w:t xml:space="preserve">Это ключевой момент, и он неочевидный. В карточке «Нежности» основным разделом стоит «Клубнично-цветочные букеты», canonical у страницы правильный — а в выгрузку всё равно уходит </w:t>
+      </w:r>
+      <w:r>
+        <w:rPr>
+          <w:rFonts w:ascii="Consolas" w:hAnsi="Consolas"/>
+          <w:sz w:val="19"/>
+        </w:rPr>
+        <w:t>/catalog/vse-bukety/nezhnost/</w:t>
+      </w:r>
+      <w:r>
+        <w:t xml:space="preserve">. </w:t>
+      </w:r>
+      <w:r>
+        <w:rPr>
+          <w:b/>
+        </w:rPr>
+        <w:t>Менять основной раздел бесполезно, это проверено на живом товаре.</w:t>
+      </w:r>
+    </w:p>
+    <w:p>
+      <w:pPr>
+        <w:jc w:val="both"/>
+      </w:pPr>
+      <w:r>
+        <w:t xml:space="preserve">Механика такая. Модуль выбирает товары запросом без фильтра по разделу. Битрикс на такой запрос отдаёт </w:t>
+      </w:r>
+      <w:r>
+        <w:rPr>
+          <w:b/>
+        </w:rPr>
+        <w:t>по строке на каждую привязку</w:t>
+      </w:r>
+      <w:r>
+        <w:t xml:space="preserve"> элемента к разделу, и в каждой строке свой </w:t>
       </w:r>
       <w:r>
         <w:rPr>
@@ -769,26 +891,7 @@
         <w:t>DETAIL_PAGE_URL</w:t>
       </w:r>
       <w:r>
-        <w:t xml:space="preserve"> по </w:t>
-      </w:r>
-      <w:r>
-        <w:rPr>
-          <w:b/>
-        </w:rPr>
-        <w:t>основному разделу</w:t>
-      </w:r>
-      <w:r>
-        <w:t xml:space="preserve"> товара (поле «Раздел» в карточке элемента, оно же </w:t>
-      </w:r>
-      <w:r>
-        <w:rPr>
-          <w:rFonts w:ascii="Consolas" w:hAnsi="Consolas"/>
-          <w:sz w:val="19"/>
-        </w:rPr>
-        <w:t>IBLOCK_SECTION_ID</w:t>
-      </w:r>
-      <w:r>
-        <w:t>).</w:t>
+        <w:t>. Модуль берёт первую строку — то есть ту привязку, которая была создана раньше остальных. Поле «основной раздел» в этом не участвует вообще.</w:t>
       </w:r>
     </w:p>
     <w:p>
@@ -796,16 +899,16 @@
         <w:jc w:val="both"/>
       </w:pPr>
       <w:r>
-        <w:t xml:space="preserve">У товаров основным разделом оказался навигационный псевдораздел — </w:t>
+        <w:t xml:space="preserve">Проверено на всех 456 товарах: первая привязка </w:t>
       </w:r>
       <w:r>
         <w:rPr>
           <w:b/>
         </w:rPr>
-        <w:t>«Все букеты», «Кому», «Событие», «Популярные», «Новинки»</w:t>
+        <w:t>однозначно</w:t>
       </w:r>
       <w:r>
-        <w:t>. А каноническая страница строится по товарному дереву: «Клубника в шоколаде → Клубнично-цветочные букеты».</w:t>
+        <w:t xml:space="preserve"> определяет ссылку, исключений нет ни одного.</w:t>
       </w:r>
     </w:p>
     <w:p>
@@ -813,17 +916,214 @@
         <w:jc w:val="both"/>
       </w:pPr>
       <w:r>
-        <w:t xml:space="preserve">У «Нежности», например, 32 привязки к разделам, и основной из них — «Все букеты». Отсюда </w:t>
+        <w:t>Разложение по 355 товарам (без «Товары МС»):</w:t>
+      </w:r>
+    </w:p>
+    <w:tbl>
+      <w:tblPr>
+        <w:tblStyle w:val="TableGrid"/>
+        <w:tblW w:type="auto" w:w="0"/>
+        <w:jc w:val="left"/>
+        <w:tblLook w:firstColumn="1" w:firstRow="1" w:lastColumn="0" w:lastRow="0" w:noHBand="0" w:noVBand="1" w:val="04A0"/>
+      </w:tblPr>
+      <w:tblGrid>
+        <w:gridCol w:w="2160"/>
+        <w:gridCol w:w="2160"/>
+        <w:gridCol w:w="2160"/>
+        <w:gridCol w:w="2160"/>
+      </w:tblGrid>
+      <w:tr>
+        <w:tc>
+          <w:tcPr>
+            <w:tcW w:type="dxa" w:w="2160"/>
+            <w:shd w:fill="EDE4E8"/>
+          </w:tcPr>
+          <w:p>
+            <w:pPr>
+              <w:spacing w:after="40"/>
+            </w:pPr>
+            <w:r>
+              <w:rPr>
+                <w:b/>
+              </w:rPr>
+              <w:t>Что стоит первой привязкой</w:t>
+            </w:r>
+          </w:p>
+        </w:tc>
+        <w:tc>
+          <w:tcPr>
+            <w:tcW w:type="dxa" w:w="2160"/>
+            <w:shd w:fill="EDE4E8"/>
+          </w:tcPr>
+          <w:p>
+            <w:pPr>
+              <w:spacing w:after="40"/>
+            </w:pPr>
+            <w:r>
+              <w:rPr>
+                <w:b/>
+              </w:rPr>
+              <w:t>Ссылка верна</w:t>
+            </w:r>
+          </w:p>
+        </w:tc>
+        <w:tc>
+          <w:tcPr>
+            <w:tcW w:type="dxa" w:w="2160"/>
+            <w:shd w:fill="EDE4E8"/>
+          </w:tcPr>
+          <w:p>
+            <w:pPr>
+              <w:spacing w:after="40"/>
+            </w:pPr>
+            <w:r>
+              <w:rPr>
+                <w:b/>
+              </w:rPr>
+              <w:t>Неканоническая</w:t>
+            </w:r>
+          </w:p>
+        </w:tc>
+        <w:tc>
+          <w:tcPr>
+            <w:tcW w:type="dxa" w:w="2160"/>
+            <w:shd w:fill="EDE4E8"/>
+          </w:tcPr>
+          <w:p>
+            <w:pPr>
+              <w:spacing w:after="40"/>
+            </w:pPr>
+            <w:r>
+              <w:rPr>
+                <w:b/>
+              </w:rPr>
+              <w:t>Товара нет на сайте</w:t>
+            </w:r>
+          </w:p>
+        </w:tc>
+      </w:tr>
+      <w:tr>
+        <w:tc>
+          <w:tcPr>
+            <w:tcW w:type="dxa" w:w="2160"/>
+          </w:tcPr>
+          <w:p>
+            <w:pPr>
+              <w:spacing w:after="40"/>
+            </w:pPr>
+            <w:r>
+              <w:t>навигационный раздел — «Все букеты», «Кому», «Событие»</w:t>
+            </w:r>
+          </w:p>
+        </w:tc>
+        <w:tc>
+          <w:tcPr>
+            <w:tcW w:type="dxa" w:w="2160"/>
+          </w:tcPr>
+          <w:p>
+            <w:pPr>
+              <w:spacing w:after="40"/>
+            </w:pPr>
+            <w:r>
+              <w:t>0</w:t>
+            </w:r>
+          </w:p>
+        </w:tc>
+        <w:tc>
+          <w:tcPr>
+            <w:tcW w:type="dxa" w:w="2160"/>
+          </w:tcPr>
+          <w:p>
+            <w:pPr>
+              <w:spacing w:after="40"/>
+            </w:pPr>
+            <w:r>
+              <w:t>152</w:t>
+            </w:r>
+          </w:p>
+        </w:tc>
+        <w:tc>
+          <w:tcPr>
+            <w:tcW w:type="dxa" w:w="2160"/>
+          </w:tcPr>
+          <w:p>
+            <w:pPr>
+              <w:spacing w:after="40"/>
+            </w:pPr>
+            <w:r>
+              <w:t>13</w:t>
+            </w:r>
+          </w:p>
+        </w:tc>
+      </w:tr>
+      <w:tr>
+        <w:tc>
+          <w:tcPr>
+            <w:tcW w:type="dxa" w:w="2160"/>
+          </w:tcPr>
+          <w:p>
+            <w:pPr>
+              <w:spacing w:after="40"/>
+            </w:pPr>
+            <w:r>
+              <w:t>товарный раздел</w:t>
+            </w:r>
+          </w:p>
+        </w:tc>
+        <w:tc>
+          <w:tcPr>
+            <w:tcW w:type="dxa" w:w="2160"/>
+          </w:tcPr>
+          <w:p>
+            <w:pPr>
+              <w:spacing w:after="40"/>
+            </w:pPr>
+            <w:r>
+              <w:t>110</w:t>
+            </w:r>
+          </w:p>
+        </w:tc>
+        <w:tc>
+          <w:tcPr>
+            <w:tcW w:type="dxa" w:w="2160"/>
+          </w:tcPr>
+          <w:p>
+            <w:pPr>
+              <w:spacing w:after="40"/>
+            </w:pPr>
+            <w:r>
+              <w:t>47</w:t>
+            </w:r>
+          </w:p>
+        </w:tc>
+        <w:tc>
+          <w:tcPr>
+            <w:tcW w:type="dxa" w:w="2160"/>
+          </w:tcPr>
+          <w:p>
+            <w:pPr>
+              <w:spacing w:after="40"/>
+            </w:pPr>
+            <w:r>
+              <w:t>33</w:t>
+            </w:r>
+          </w:p>
+        </w:tc>
+      </w:tr>
+    </w:tbl>
+    <w:p/>
+    <w:p>
+      <w:pPr>
+        <w:jc w:val="both"/>
+      </w:pPr>
+      <w:r>
+        <w:rPr>
+          <w:b/>
+        </w:rPr>
+        <w:t>Если первой стоит навигационный раздел — ссылка сломана всегда, 165 из 165.</w:t>
       </w:r>
       <w:r>
-        <w:rPr>
-          <w:rFonts w:ascii="Consolas" w:hAnsi="Consolas"/>
-          <w:sz w:val="19"/>
-        </w:rPr>
-        <w:t>/catalog/vse-bukety/nezhnost/</w:t>
-      </w:r>
-      <w:r>
-        <w:t xml:space="preserve"> вместо канонического пути.</w:t>
+        <w:t xml:space="preserve"> Оставшиеся 47 — тот же дефект уровнем ниже: первой идёт привязка к родительскому разделу («Дополнения к букету») вместо дочернего («Открытки»).</w:t>
       </w:r>
     </w:p>
     <w:p>
@@ -831,7 +1131,7 @@
         <w:jc w:val="both"/>
       </w:pPr>
       <w:r>
-        <w:t>Сейчас Битрикс дожимает эти ссылки 301-редиректом, поэтому клиент чаще всего всё-таки доходит до товара. Но: ссылка длиннее и «кривая» на вид, лишний переход, а у части товаров редирект уводит на раздел вместо карточки.</w:t>
+        <w:t>Товары, которые заводили сразу в товарный раздел, а в «Все букеты» добавляли потом, имеют правильные ссылки — таких 110. Те, что попали в «Все букеты» первыми, сломаны все до единого. Отсюда и разнобой: одинаковые с виду букеты ведут себя по-разному.</w:t>
       </w:r>
     </w:p>
     <w:p>
@@ -851,159 +1151,16 @@
         <w:jc w:val="both"/>
       </w:pPr>
       <w:r>
-        <w:t xml:space="preserve">Задача: у всех товарных элементов основным разделом должен стоять </w:t>
+        <w:t xml:space="preserve">Задача: сделать так, чтобы </w:t>
       </w:r>
       <w:r>
         <w:rPr>
           <w:b/>
         </w:rPr>
-        <w:t>товарный</w:t>
+        <w:t>первой</w:t>
       </w:r>
       <w:r>
-        <w:t xml:space="preserve"> раздел, а не навигационный.</w:t>
-      </w:r>
-    </w:p>
-    <w:p>
-      <w:pPr>
-        <w:pStyle w:val="ListNumber"/>
-        <w:spacing w:after="60"/>
-        <w:ind w:left="454"/>
-      </w:pPr>
-      <w:r>
-        <w:t xml:space="preserve">Админка → </w:t>
-      </w:r>
-      <w:r>
-        <w:rPr>
-          <w:b/>
-        </w:rPr>
-        <w:t>Контент → Каталог (инфоблок) → Товары</w:t>
-      </w:r>
-      <w:r>
-        <w:t>.</w:t>
-      </w:r>
-    </w:p>
-    <w:p>
-      <w:pPr>
-        <w:pStyle w:val="ListNumber"/>
-        <w:spacing w:after="60"/>
-        <w:ind w:left="454"/>
-      </w:pPr>
-      <w:r>
-        <w:t xml:space="preserve">Открыть карточку любого букета, вкладка </w:t>
-      </w:r>
-      <w:r>
-        <w:rPr>
-          <w:b/>
-        </w:rPr>
-        <w:t>«Разделы»</w:t>
-      </w:r>
-      <w:r>
-        <w:t>. Там виден список всех привязок и отдельно — основной раздел.</w:t>
-      </w:r>
-    </w:p>
-    <w:p>
-      <w:pPr>
-        <w:pStyle w:val="ListNumber"/>
-        <w:spacing w:after="60"/>
-        <w:ind w:left="454"/>
-      </w:pPr>
-      <w:r>
-        <w:t>Поменять основной раздел на товарный. Сохранить.</w:t>
-      </w:r>
-    </w:p>
-    <w:p>
-      <w:pPr>
-        <w:pStyle w:val="ListNumber"/>
-        <w:spacing w:after="60"/>
-        <w:ind w:left="454"/>
-      </w:pPr>
-      <w:r>
-        <w:t xml:space="preserve">Проверить на этом одном товаре, что ссылка в выгрузке стала канонической, </w:t>
-      </w:r>
-      <w:r>
-        <w:rPr>
-          <w:b/>
-        </w:rPr>
-        <w:t>до того как править остальные</w:t>
-      </w:r>
-      <w:r>
-        <w:t>.</w:t>
-      </w:r>
-    </w:p>
-    <w:p>
-      <w:pPr>
-        <w:jc w:val="both"/>
-      </w:pPr>
-      <w:r>
-        <w:t>Товаров в каталоге ~350 (без «Товары МС»), руками это долго. Варианты:</w:t>
-      </w:r>
-    </w:p>
-    <w:p>
-      <w:pPr>
-        <w:pStyle w:val="ListBullet"/>
-        <w:spacing w:after="60"/>
-        <w:ind w:left="454"/>
-      </w:pPr>
-      <w:r>
-        <w:rPr>
-          <w:b/>
-        </w:rPr>
-        <w:t>Групповое редактирование</w:t>
-      </w:r>
-      <w:r>
-        <w:t xml:space="preserve"> в списке элементов — отметить товары одного товарного</w:t>
-      </w:r>
-    </w:p>
-    <w:p>
-      <w:pPr>
-        <w:jc w:val="both"/>
-      </w:pPr>
-      <w:r>
-        <w:t>раздела галочками, внизу выбрать действие и задать основной раздел пачкой. Делать по одному товарному разделу за раз.</w:t>
-      </w:r>
-    </w:p>
-    <w:p>
-      <w:pPr>
-        <w:pStyle w:val="ListBullet"/>
-        <w:spacing w:after="60"/>
-        <w:ind w:left="454"/>
-      </w:pPr>
-      <w:r>
-        <w:rPr>
-          <w:b/>
-        </w:rPr>
-        <w:t>Скриптом</w:t>
-      </w:r>
-      <w:r>
-        <w:t xml:space="preserve"> — если есть возможность выполнить PHP на стороне сайта, это разовый</w:t>
-      </w:r>
-    </w:p>
-    <w:p>
-      <w:pPr>
-        <w:jc w:val="both"/>
-      </w:pPr>
-      <w:r>
-        <w:t xml:space="preserve">проход по элементам с </w:t>
-      </w:r>
-      <w:r>
-        <w:rPr>
-          <w:rFonts w:ascii="Consolas" w:hAnsi="Consolas"/>
-          <w:sz w:val="19"/>
-        </w:rPr>
-        <w:t>CIBlockElement::Update()</w:t>
-      </w:r>
-      <w:r>
-        <w:t xml:space="preserve"> и выставлением </w:t>
-      </w:r>
-      <w:r>
-        <w:rPr>
-          <w:rFonts w:ascii="Consolas" w:hAnsi="Consolas"/>
-          <w:sz w:val="19"/>
-        </w:rPr>
-        <w:t>IBLOCK_SECTION_ID</w:t>
-      </w:r>
-      <w:r>
-        <w:t>. Правило простое: из всех привязок элемента выбрать ту, что лежит в товарном дереве, а не в навигационном.</w:t>
+        <w:t xml:space="preserve"> привязкой шёл тот раздел, который стоит в canonical. Не удалять привязки к навигационным разделам — на них держится навигация сайта. Меняется только порядок.</w:t>
       </w:r>
     </w:p>
     <w:p>
@@ -1014,10 +1171,201 @@
         <w:rPr>
           <w:b/>
         </w:rPr>
-        <w:t>Осторожно:</w:t>
+        <w:t>Через админку это не сделать</w:t>
       </w:r>
       <w:r>
-        <w:t xml:space="preserve"> менять основной раздел — операция, которая влияет не только на выгрузку, но и на хлебные крошки, canonical и, возможно, на индексацию. Поэтому: сначала один товар, проверить сайт, потом раздел, потом остальное. И перед массовой правкой — бэкап базы.</w:t>
+        <w:t xml:space="preserve"> — порядок привязок в интерфейсе не показывается и не редактируется. Нужен разовый скрипт на стороне сайта:</w:t>
+      </w:r>
+    </w:p>
+    <w:tbl>
+      <w:tblPr>
+        <w:tblW w:type="auto" w:w="0"/>
+        <w:tblLook w:firstColumn="1" w:firstRow="1" w:lastColumn="0" w:lastRow="0" w:noHBand="0" w:noVBand="1" w:val="04A0"/>
+      </w:tblPr>
+      <w:tblGrid>
+        <w:gridCol w:w="8640"/>
+      </w:tblGrid>
+      <w:tr>
+        <w:tc>
+          <w:tcPr>
+            <w:tcW w:type="dxa" w:w="8640"/>
+            <w:shd w:fill="F2F2F2"/>
+          </w:tcPr>
+          <w:p>
+            <w:pPr>
+              <w:spacing w:after="0"/>
+            </w:pPr>
+            <w:r/>
+            <w:r>
+              <w:rPr>
+                <w:rFonts w:ascii="Consolas" w:hAnsi="Consolas"/>
+                <w:sz w:val="18"/>
+              </w:rPr>
+              <w:t>// $sections — все разделы товара, ПЕРВЫМ канонический (листовой товарный раздел)</w:t>
+            </w:r>
+          </w:p>
+          <w:p>
+            <w:pPr>
+              <w:spacing w:after="0"/>
+            </w:pPr>
+            <w:r>
+              <w:rPr>
+                <w:rFonts w:ascii="Consolas" w:hAnsi="Consolas"/>
+                <w:sz w:val="18"/>
+              </w:rPr>
+              <w:t>CIBlockElement::SetElementSection($elementId, $sections);</w:t>
+            </w:r>
+          </w:p>
+        </w:tc>
+      </w:tr>
+    </w:tbl>
+    <w:p/>
+    <w:p>
+      <w:pPr>
+        <w:jc w:val="both"/>
+      </w:pPr>
+      <w:r>
+        <w:t>Метод перезаписывает привязки в том порядке, в каком они идут в массиве.</w:t>
+      </w:r>
+    </w:p>
+    <w:p>
+      <w:pPr>
+        <w:jc w:val="both"/>
+      </w:pPr>
+      <w:r>
+        <w:t>Какой раздел считать каноническим:</w:t>
+      </w:r>
+    </w:p>
+    <w:p>
+      <w:pPr>
+        <w:pStyle w:val="ListBullet"/>
+        <w:spacing w:after="60"/>
+        <w:ind w:left="454"/>
+      </w:pPr>
+      <w:r>
+        <w:t xml:space="preserve">надёжнее всего — взять готовое из выгрузки </w:t>
+      </w:r>
+      <w:r>
+        <w:rPr>
+          <w:rFonts w:ascii="Consolas" w:hAnsi="Consolas"/>
+          <w:sz w:val="19"/>
+        </w:rPr>
+        <w:t>data/ссылки-товаров-расхождения.xlsx</w:t>
+      </w:r>
+      <w:r>
+        <w:t>,</w:t>
+      </w:r>
+    </w:p>
+    <w:p>
+      <w:pPr>
+        <w:jc w:val="both"/>
+      </w:pPr>
+      <w:r>
+        <w:t xml:space="preserve">колонка </w:t>
+      </w:r>
+      <w:r>
+        <w:rPr>
+          <w:b/>
+        </w:rPr>
+        <w:t>«Правильная ссылка»</w:t>
+      </w:r>
+      <w:r>
+        <w:t>: там для 199 товаров уже проставлен canonical, снятый с самой страницы сайта;</w:t>
+      </w:r>
+    </w:p>
+    <w:p>
+      <w:pPr>
+        <w:pStyle w:val="ListBullet"/>
+        <w:spacing w:after="60"/>
+        <w:ind w:left="454"/>
+      </w:pPr>
+      <w:r>
+        <w:t>либо правилом: самый глубокий («листовой») товарный раздел товара, исключая</w:t>
+      </w:r>
+    </w:p>
+    <w:p>
+      <w:pPr>
+        <w:jc w:val="both"/>
+      </w:pPr>
+      <w:r>
+        <w:t>навигационные — «Все букеты», «Кому», «Событие», «Популярные», «Новинки».</w:t>
+      </w:r>
+    </w:p>
+    <w:p>
+      <w:pPr>
+        <w:jc w:val="both"/>
+      </w:pPr>
+      <w:r>
+        <w:t>Порядок работ:</w:t>
+      </w:r>
+    </w:p>
+    <w:p>
+      <w:pPr>
+        <w:pStyle w:val="ListNumber"/>
+        <w:spacing w:after="60"/>
+        <w:ind w:left="454"/>
+      </w:pPr>
+      <w:r>
+        <w:t>Сделать бэкап базы.</w:t>
+      </w:r>
+    </w:p>
+    <w:p>
+      <w:pPr>
+        <w:pStyle w:val="ListNumber"/>
+        <w:spacing w:after="60"/>
+        <w:ind w:left="454"/>
+      </w:pPr>
+      <w:r>
+        <w:t xml:space="preserve">Прогнать скрипт </w:t>
+      </w:r>
+      <w:r>
+        <w:rPr>
+          <w:b/>
+        </w:rPr>
+        <w:t>на одном товаре</w:t>
+      </w:r>
+      <w:r>
+        <w:t xml:space="preserve"> — например на «Нежности».</w:t>
+      </w:r>
+    </w:p>
+    <w:p>
+      <w:pPr>
+        <w:pStyle w:val="ListNumber"/>
+        <w:spacing w:after="60"/>
+        <w:ind w:left="454"/>
+      </w:pPr>
+      <w:r>
+        <w:t xml:space="preserve">Дождаться перегенерации выгрузки (идёт ежедневно около 19:30) либо запустить её руками, открыть </w:t>
+      </w:r>
+      <w:r>
+        <w:rPr>
+          <w:rFonts w:ascii="Consolas" w:hAnsi="Consolas"/>
+          <w:sz w:val="19"/>
+        </w:rPr>
+        <w:t>/bitrix/catalog_export/retailcrm.xml</w:t>
+      </w:r>
+      <w:r>
+        <w:t xml:space="preserve"> и проверить, что у товара в теге </w:t>
+      </w:r>
+      <w:r>
+        <w:rPr>
+          <w:rFonts w:ascii="Consolas" w:hAnsi="Consolas"/>
+          <w:sz w:val="19"/>
+        </w:rPr>
+        <w:t>&lt;url&gt;</w:t>
+      </w:r>
+      <w:r>
+        <w:t xml:space="preserve"> появился канонический адрес.</w:t>
+      </w:r>
+    </w:p>
+    <w:p>
+      <w:pPr>
+        <w:pStyle w:val="ListNumber"/>
+        <w:spacing w:after="60"/>
+        <w:ind w:left="454"/>
+      </w:pPr>
+      <w:r>
+        <w:t>Только после этого — прогон по всем товарам.</w:t>
       </w:r>
     </w:p>
     <w:p>
@@ -1037,7 +1385,7 @@
         <w:jc w:val="both"/>
       </w:pPr>
       <w:r>
-        <w:t>После правки прогнать проверку ссылок (см. шаг 3). Число «ведёт через редирект» должно упасть к нулю.</w:t>
+        <w:t>Прогнать проверку ссылок (см. раздел «Как проверить результат целиком»). Строка «Ссылка неканоническая» должна упасть к нулю.</w:t>
       </w:r>
     </w:p>
     <w:p>
@@ -1062,7 +1410,7 @@
         <w:jc w:val="both"/>
       </w:pPr>
       <w:r>
-        <w:t>Закрывает оставшиеся 34 товара.</w:t>
+        <w:t>Закрывает оставшиеся 46 товаров. В выгрузке Excel это строки с пометкой «Товара нет на сайте — открывается раздел»; колонка «Правильная ссылка» у них пустая, потому что правильной ссылки не существует.</w:t>
       </w:r>
     </w:p>
     <w:p>
@@ -1082,7 +1430,7 @@
         <w:jc w:val="both"/>
       </w:pPr>
       <w:r>
-        <w:t>«Мини-открытка С 8 марта», «С 1 сентября», «Новый год с ёлкой», «С днём учителя» — все 34 сезонные. Проверено: на сайте в разделе «Открытки» их нет, страница товара редиректит на раздел. При этом в файле выгрузки они помечены активными (</w:t>
+        <w:t>«Мини-открытка С 8 марта», «С 1 сентября», «Новый год с ёлкой», «С днём учителя», «Топпер С Новым годом» — почти все сезонные. Проверено: на сайте в разделе «Открытки» их нет, страница товара редиректит на раздел. При этом в файле выгрузки они помечены активными (</w:t>
       </w:r>
       <w:r>
         <w:rPr>
@@ -1474,6 +1822,40 @@
         <w:rPr>
           <w:b/>
         </w:rPr>
+        <w:t>Менять «основной раздел» у товара.</w:t>
+      </w:r>
+      <w:r>
+        <w:t xml:space="preserve"> На ссылку в выгрузке он не влияет — проверено</w:t>
+      </w:r>
+    </w:p>
+    <w:p>
+      <w:pPr>
+        <w:jc w:val="both"/>
+      </w:pPr>
+      <w:r>
+        <w:t xml:space="preserve">на «Нежности»: основной раздел там правильный («Клубнично-цветочные букеты»), canonical у страницы правильный, а в выгрузку всё равно уходит </w:t>
+      </w:r>
+      <w:r>
+        <w:rPr>
+          <w:rFonts w:ascii="Consolas" w:hAnsi="Consolas"/>
+          <w:sz w:val="19"/>
+        </w:rPr>
+        <w:t>/vse-bukety/</w:t>
+      </w:r>
+      <w:r>
+        <w:t>. Решает только порядок привязок (шаг 2).</w:t>
+      </w:r>
+    </w:p>
+    <w:p>
+      <w:pPr>
+        <w:pStyle w:val="ListBullet"/>
+        <w:spacing w:after="60"/>
+        <w:ind w:left="454"/>
+      </w:pPr>
+      <w:r>
+        <w:rPr>
+          <w:b/>
+        </w:rPr>
         <w:t>Искать настройку в RetailCRM.</w:t>
       </w:r>
       <w:r>
